--- a/AP/Bài đăng báo/Ban-thao-DienDanDoanhNghiep-AP-Vietnam-10-nam-2026-09-15.docx
+++ b/AP/Bài đăng báo/Ban-thao-DienDanDoanhNghiep-AP-Vietnam-10-nam-2026-09-15.docx
@@ -8,7 +8,7 @@
         <w:spacing w:after="250"/>
       </w:pPr>
       <w:r>
-        <w:t xml:space="preserve">CEO A&amp;P Việt Nam - đối tác chiến lược DDI tại Việt Nam: AI không thay được vai trò của người lãnh đạo trong phát triển con người</w:t>
+        <w:t>A&amp;P Việt Nam x DDI: khi kinh nghiệm 50 năm toàn cầu gặp sự am hiểu thị trường Việt Nam</w:t>
       </w:r>
     </w:p>
     <w:p>
@@ -16,7 +16,17 @@
         <w:spacing w:after="300"/>
       </w:pPr>
       <w:r>
-        <w:t>Nhân dịp kỷ niệm 10 năm thành lập, bà Võ Thị Thanh Loan, Giám đốc Điều hành A&amp;P Việt Nam, chia sẻ quan điểm về vai trò của AI trong phát triển lãnh đạo doanh nghiệp.</w:t>
+        <w:t>A&amp;P Việt Nam kết hợp kinh nghiệm hơn 50 năm toàn cầu của DDI - đối tác chiến lược tại Việt Nam - với sự am hiểu thị trường trong nước, theo bà Võ Thị Thanh Loan, Giám đốc Điều hành công ty.</w:t>
+      </w:r>
+    </w:p>
+    <w:p>
+      <w:r>
+        <w:t>DDI mang đến hơn 50 năm kinh nghiệm quốc tế, giải pháp phát triển lãnh đạo dựa trên nền tảng nghiên cứu khoa học chuyên sâu về lãnh đạo và tổ chức. Trong khi đó, thế mạnh của A&amp;P là sự am hiểu sâu sắc thị trường, văn hóa và con người Việt Nam. "Đây là sự kết hợp giữa tinh hoa toàn cầu của DDI và sự thấu hiểu địa phương của A&amp;P", bà Loan nói, để cùng giải quyết một thách thức chung: sự thiếu đồng bộ về năng lực lãnh đạo giữa các cấp trong tổ chức - mỗi cấp cần năng lực khác nhau, nhưng vẫn phải tạo thành một chuỗi mắt xích đồng bộ về hành vi trong toàn tổ chức.</w:t>
+      </w:r>
+    </w:p>
+    <w:p>
+      <w:r>
+        <w:t>Với A&amp;P, đây không hẳn là một "cơ duyên" ngẫu nhiên. Mỗi năm công ty đều xây dựng chiến lược kinh doanh, trong đó đã xác định cần hợp tác với một đối tác quốc tế phù hợp để phục vụ doanh nghiệp Việt Nam hiệu quả hơn - chỉ chưa xác định đúng thời điểm và đúng đối tác, bà Loan cho biết. Sau 10 năm đồng hành cùng doanh nghiệp Việt Nam, bà thấy rõ nhu cầu hội nhập, vươn ra thị trường quốc tế của doanh nghiệp trong nước ngày càng lớn - mà năng lực lãnh đạo là yếu tố quyết định hình hài của cả chiến lược đó.</w:t>
       </w:r>
     </w:p>
     <w:p>
@@ -95,7 +105,7 @@
     </w:p>
     <w:p>
       <w:r>
-        <w:t>Về chặng đường phía trước, bà Loan dự báo vai trò lãnh đạo doanh nghiệp trong 5-10 năm tới sẽ vận hành theo mô hình mà bà gọi là "AI + Leadership": lãnh đạo vừa làm chủ công nghệ cho bản thân, vừa giúp đội ngũ ứng dụng công nghệ hiệu quả, đồng thời vẫn phải trực tiếp dẫn dắt con người. Theo bà, bốn năng lực sẽ ngày càng quan trọng trong giai đoạn này: dẫn dắt tổ chức trong bối cảnh thay đổi liên tục, dẫn dắt song song cả con người và AI mà không đánh mất kết nối cảm xúc, gắn chiến lược kinh doanh với năng lực thực thi, và chủ động chuẩn bị thế hệ lãnh đạo kế thừa cho tổ chức.</w:t>
+        <w:t>Về chặng đường phía trước, bà Loan dự báo vai trò lãnh đạo doanh nghiệp trong 5-10 năm tới sẽ vận hành theo mô hình mà bà gọi là "AI + Leadership": lãnh đạo vừa làm chủ công nghệ cho bản thân, vừa giúp đội ngũ ứng dụng công nghệ hiệu quả, đồng thời vẫn phải trực tiếp dẫn dắt con người. Theo bà, năng lực dẫn dắt tổ chức trong bối cảnh thay đổi liên tục, cùng khả năng gắn chiến lược kinh doanh với năng lực thực thi, sẽ ngày càng quan trọng.</w:t>
       </w:r>
     </w:p>
     <w:p>
@@ -105,12 +115,7 @@
     </w:p>
     <w:p>
       <w:r>
-        <w:t>Một ví dụ khác cho cách tiếp cận này: một tập đoàn sản xuất lớn (thông tin đối tác được giữ kín theo thỏa thuận bảo mật) từng gặp tỷ lệ nghỉ việc cao ở một số vị trí quan trọng, trong khi tuyển dụng thay thế từ bên ngoài rất khó khăn. Đối tác ban đầu chỉ đề nghị A&amp;P tổ chức một số khóa học cụ thể để phát triển đội quản lý cấp trung thành lực lượng kế thừa. Thay vì nhận đề bài và triển khai ngay, A&amp;P cùng đối tác phân tích theo ba lớp: chiến lược kinh doanh 1-3 năm tới cần gì ở đội quản lý cấp trung, bản chất công việc của vị trí này là gì, và từng cá nhân đang thiếu năng lực gì so với yêu cầu vai trò. Kết quả là một lộ trình phát triển nhiều năm cho nhóm kế thừa, triển khai thí điểm năm đầu rồi đánh giá và nhân rộng dần, thay vì một khóa học đơn lẻ kết thúc sau vài buổi.</w:t>
-      </w:r>
-    </w:p>
-    <w:p>
-      <w:r>
-        <w:t>Với bà Loan, đây cũng là minh chứng cho quan điểm của bà về AI trong phát triển lãnh đạo: công nghệ có thể hỗ trợ phân tích dữ liệu nhân sự rất nhanh, nhưng việc thiết kế lộ trình phù hợp với từng tổ chức và trực tiếp kèm cặp con người vẫn đòi hỏi sự thấu hiểu mà chỉ con người mới có được.</w:t>
+        <w:t>Một ví dụ khác cho cách tiếp cận này: một tập đoàn sản xuất lớn (thông tin đối tác được giữ kín theo thỏa thuận bảo mật) từng gặp tỷ lệ nghỉ việc cao ở một số vị trí quan trọng, trong khi tuyển dụng thay thế từ bên ngoài rất khó khăn. Thay vì chỉ tổ chức một số khóa học theo yêu cầu ban đầu, A&amp;P cùng đối tác phân tích theo ba lớp: chiến lược kinh doanh cần gì ở đội quản lý cấp trung, bản chất công việc của vị trí này là gì, và từng cá nhân đang thiếu năng lực gì. Kết quả là một lộ trình phát triển nhiều năm cho nhóm kế thừa, thay vì một khóa học đơn lẻ.</w:t>
       </w:r>
     </w:p>
     <w:p>
@@ -135,11 +140,6 @@
       </w:pPr>
       <w:r>
         <w:t>Theo số liệu DDI công bố, tổ chức này đào tạo khoảng 3 triệu lãnh đạo, quản lý mỗi năm trên toàn cầu.</w:t>
-      </w:r>
-    </w:p>
-    <w:p>
-      <w:r>
-        <w:t>A&amp;P Việt Nam theo đuổi sứ mệnh "Thay đổi nhận thức - Nâng cao năng lực - Phát triển trường tồn", cùng bốn giá trị cốt lõi: chuyên nghiệp, đề cao chữ tín, lấy khách hàng làm trọng tâm, và tiên phong trong đổi mới - sáng tạo. Bà Loan cho biết đây là những tiêu chí A&amp;P áp dụng cho chính đội ngũ của mình trước khi mang ra tư vấn cho doanh nghiệp khác.</w:t>
       </w:r>
     </w:p>
     <w:p>

--- a/AP/Bài đăng báo/Ban-thao-DienDanDoanhNghiep-AP-Vietnam-10-nam-2026-09-15.docx
+++ b/AP/Bài đăng báo/Ban-thao-DienDanDoanhNghiep-AP-Vietnam-10-nam-2026-09-15.docx
@@ -21,12 +21,17 @@
     </w:p>
     <w:p>
       <w:r>
-        <w:t>DDI mang đến hơn 50 năm kinh nghiệm quốc tế, giải pháp phát triển lãnh đạo dựa trên nền tảng nghiên cứu khoa học chuyên sâu về lãnh đạo và tổ chức. Trong khi đó, thế mạnh của A&amp;P là sự am hiểu sâu sắc thị trường, văn hóa và con người Việt Nam. "Đây là sự kết hợp giữa tinh hoa toàn cầu của DDI và sự thấu hiểu địa phương của A&amp;P", bà Loan nói, để cùng giải quyết một thách thức chung: sự thiếu đồng bộ về năng lực lãnh đạo giữa các cấp trong tổ chức - mỗi cấp cần năng lực khác nhau, nhưng vẫn phải tạo thành một chuỗi mắt xích đồng bộ về hành vi trong toàn tổ chức.</w:t>
-      </w:r>
-    </w:p>
-    <w:p>
-      <w:r>
-        <w:t>Với A&amp;P, đây không hẳn là một "cơ duyên" ngẫu nhiên. Mỗi năm công ty đều xây dựng chiến lược kinh doanh, trong đó đã xác định cần hợp tác với một đối tác quốc tế phù hợp để phục vụ doanh nghiệp Việt Nam hiệu quả hơn - chỉ chưa xác định đúng thời điểm và đúng đối tác, bà Loan cho biết. Sau 10 năm đồng hành cùng doanh nghiệp Việt Nam, bà thấy rõ nhu cầu hội nhập, vươn ra thị trường quốc tế của doanh nghiệp trong nước ngày càng lớn - mà năng lực lãnh đạo là yếu tố quyết định hình hài của cả chiến lược đó.</w:t>
+        <w:t>DDI có hơn 50 năm kinh nghiệm quốc tế, với giải pháp phát triển lãnh đạo dựa trên nền tảng nghiên cứu khoa học chuyên sâu. Thế mạnh của A&amp;P là sự am hiểu thị trường, văn hóa và con người Việt Nam. "Đây là sự kết hợp giữa tinh hoa toàn cầu của DDI và sự thấu hiểu địa phương của A&amp;P", bà Loan nói.</w:t>
+      </w:r>
+    </w:p>
+    <w:p>
+      <w:r>
+        <w:t>Sự kết hợp này nhằm giải quyết một thách thức chung: năng lực lãnh đạo giữa các cấp trong tổ chức thường thiếu đồng bộ. Mỗi cấp quản lý cần một bộ năng lực khác nhau, nhưng vẫn phải cùng tạo ra một chuỗi hành vi nhất quán. Giải pháp của DDI trải dài từ đánh giá đến phát triển lãnh đạo, với lộ trình cá nhân hoá cho từng cấp quản lý. Theo bà Loan, đây là một hệ phương pháp mà các đơn vị tư vấn trong nước khó tự xây dựng đủ chiều sâu trong thời gian ngắn.</w:t>
+      </w:r>
+    </w:p>
+    <w:p>
+      <w:r>
+        <w:t>Với A&amp;P, đây không phải một "cơ duyên" ngẫu nhiên. Mỗi năm công ty đều xây dựng chiến lược kinh doanh, và đã sớm xác định cần một đối tác quốc tế phù hợp - chỉ chưa tìm được đúng thời điểm và đúng đối tác. Sau 10 năm đồng hành cùng doanh nghiệp Việt Nam, bà Loan nhận thấy nhu cầu hội nhập của doanh nghiệp trong nước ngày càng lớn. Và năng lực lãnh đạo chính là yếu tố quyết định chiến lược đó có thành hình được hay không.</w:t>
       </w:r>
     </w:p>
     <w:p>
@@ -45,14 +50,6 @@
     </w:p>
     <w:p>
       <w:pPr>
-        <w:spacing w:after="200"/>
-      </w:pPr>
-      <w:r>
-        <w:t xml:space="preserve">"AI có thể làm hiệu quả hơn con người ở một số tác vụ, nhưng nó không thay thế được việc chạm vào con người trong công việc phát triển con người", bà Loan nói. Bà khuyến khích đội ngũ A&amp;P sử dụng AI trong công việc, nhưng nhấn mạnh yêu cầu duy trì tư duy phản biện: "Không phải cái gì AI đưa ra cũng đúng, mình vẫn phải đánh giá và làm cho kết quả tốt hơn dựa trên ý tưởng của chính mình."</w:t>
-      </w:r>
-    </w:p>
-    <w:p>
-      <w:pPr>
         <w:shd w:fill="F2F2F2"/>
         <w:spacing w:after="250"/>
       </w:pPr>
@@ -67,18 +64,18 @@
     </w:p>
     <w:p>
       <w:pPr>
+        <w:pStyle w:val="Heading2"/>
+      </w:pPr>
+      <w:r>
+        <w:t>Cách tiếp cận khiến A&amp;P trở thành đối tác phù hợp của DDI</w:t>
+      </w:r>
+    </w:p>
+    <w:p>
+      <w:pPr>
         <w:spacing w:after="200"/>
       </w:pPr>
       <w:r>
-        <w:t xml:space="preserve">Vai trò của người lãnh đạo trong bối cảnh này, theo bà, không hề nhẹ đi mà còn nặng hơn: vừa phải làm chủ công nghệ, vừa giúp đội ngũ sử dụng công nghệ hiệu quả để tăng năng suất, nhưng không được đánh mất kết nối con người và trí tuệ cảm xúc.</w:t>
-      </w:r>
-    </w:p>
-    <w:p>
-      <w:pPr>
-        <w:spacing w:after="200"/>
-      </w:pPr>
-      <w:r>
-        <w:t xml:space="preserve">Quan điểm này gắn với nguyên tắc A&amp;P theo đuổi trong suốt 10 năm hoạt động: không dừng lại ở đúng những gì khách hàng yêu cầu, mà đi tìm cho ra vấn đề thật đằng sau yêu cầu đó. "Nếu chỉ cung cấp đúng thứ khách hàng yêu cầu bề mặt mà thứ đó không giải quyết được bài toán thật, giải pháp sẽ rất thiển cận", bà nói.</w:t>
+        <w:t>Đây cũng là nguyên tắc A&amp;P theo đuổi suốt 10 năm qua: không dừng lại ở đúng những gì khách hàng yêu cầu, mà tìm ra vấn đề thật đằng sau yêu cầu đó. "Nếu chỉ đáp ứng đúng yêu cầu bề mặt mà không giải quyết được bài toán thật, giải pháp sẽ rất thiển cận", bà nói.</w:t>
       </w:r>
     </w:p>
     <w:p>
@@ -96,33 +93,25 @@
       </w:r>
     </w:p>
     <w:p>
+      <w:r>
+        <w:t>Hơn 95% đối tác của A&amp;P là các tập đoàn đa quốc gia. Theo bà Loan, niềm tin hợp tác được xây dựng qua ba yếu tố: nhất quán trong cách tiếp cận từng bài toán kinh doanh, chất lượng đào tạo ổn định qua thời gian, và tinh thần trách nhiệm - luôn xem việc của đối tác như việc của chính A&amp;P.</w:t>
+      </w:r>
+    </w:p>
+    <w:p>
+      <w:r>
+        <w:t>Một ví dụ khác: một tập đoàn sản xuất lớn (thông tin đối tác được giữ kín theo thỏa thuận bảo mật) từng gặp tỷ lệ nghỉ việc cao ở một số vị trí quan trọng. Tuyển người thay thế từ bên ngoài cũng rất khó.</w:t>
+      </w:r>
+    </w:p>
+    <w:p>
+      <w:r>
+        <w:t>Thay vì chỉ mở vài khóa học theo yêu cầu ban đầu, A&amp;P cùng đối tác phân tích theo ba lớp: chiến lược kinh doanh cần gì ở đội quản lý cấp trung, bản chất công việc của vị trí này là gì, và từng cá nhân đang thiếu năng lực gì. Kết quả là một lộ trình phát triển nhiều năm cho đội ngũ kế thừa - thay vì một khóa học đơn lẻ.</w:t>
+      </w:r>
+    </w:p>
+    <w:p>
       <w:pPr>
         <w:pStyle w:val="Heading2"/>
       </w:pPr>
       <w:r>
-        <w:t>Mô hình lãnh đạo tương lai: AI + Leadership</w:t>
-      </w:r>
-    </w:p>
-    <w:p>
-      <w:r>
-        <w:t>Về chặng đường phía trước, bà Loan dự báo vai trò lãnh đạo doanh nghiệp trong 5-10 năm tới sẽ vận hành theo mô hình mà bà gọi là "AI + Leadership": lãnh đạo vừa làm chủ công nghệ cho bản thân, vừa giúp đội ngũ ứng dụng công nghệ hiệu quả, đồng thời vẫn phải trực tiếp dẫn dắt con người. Theo bà, năng lực dẫn dắt tổ chức trong bối cảnh thay đổi liên tục, cùng khả năng gắn chiến lược kinh doanh với năng lực thực thi, sẽ ngày càng quan trọng.</w:t>
-      </w:r>
-    </w:p>
-    <w:p>
-      <w:r>
-        <w:t>Với nhóm tập đoàn đa quốc gia - chiếm hơn 95% đối tác của A&amp;P Việt Nam - bà Loan cho biết niềm tin hợp tác được xây dựng qua ba yếu tố: nhất quán trong cách tiếp cận từng bài toán kinh doanh, chất lượng đào tạo ổn định qua thời gian, và tinh thần trách nhiệm xem việc của đối tác như việc của chính A&amp;P.</w:t>
-      </w:r>
-    </w:p>
-    <w:p>
-      <w:r>
-        <w:t>Một ví dụ khác cho cách tiếp cận này: một tập đoàn sản xuất lớn (thông tin đối tác được giữ kín theo thỏa thuận bảo mật) từng gặp tỷ lệ nghỉ việc cao ở một số vị trí quan trọng, trong khi tuyển dụng thay thế từ bên ngoài rất khó khăn. Thay vì chỉ tổ chức một số khóa học theo yêu cầu ban đầu, A&amp;P cùng đối tác phân tích theo ba lớp: chiến lược kinh doanh cần gì ở đội quản lý cấp trung, bản chất công việc của vị trí này là gì, và từng cá nhân đang thiếu năng lực gì. Kết quả là một lộ trình phát triển nhiều năm cho nhóm kế thừa, thay vì một khóa học đơn lẻ.</w:t>
-      </w:r>
-    </w:p>
-    <w:p>
-      <w:pPr>
-        <w:pStyle w:val="Heading2"/>
-      </w:pPr>
-      <w:r>
         <w:t>Một thập kỷ đồng hành cùng doanh nghiệp Việt Nam</w:t>
       </w:r>
     </w:p>
@@ -131,7 +120,12 @@
         <w:spacing w:after="200"/>
       </w:pPr>
       <w:r>
-        <w:t xml:space="preserve">A&amp;P Việt Nam được bà Loan thành lập năm 2016, sau hơn 22 năm giữ các vị trí lãnh đạo kinh doanh và nhân sự tại các tập đoàn đa quốc gia như Abbott, GSK, MSD, Liberty Insurance, AIA và DKSH. Công ty hiện là đối tác chiến lược tại Việt Nam của Development Dimensions International (DDI) - tổ chức quốc tế có hơn 50 năm nghiên cứu về lãnh đạo và hơn 75% đối tác thuộc danh sách Fortune 500.</w:t>
+        <w:t>A&amp;P Việt Nam được bà Loan thành lập năm 2016, sau hơn 22 năm giữ các vị trí lãnh đạo kinh doanh và nhân sự tại nhiều tập đoàn đa quốc gia như Abbott, GSK, MSD, Liberty Insurance, AIA và DKSH.</w:t>
+      </w:r>
+    </w:p>
+    <w:p>
+      <w:r>
+        <w:t>Trải qua cả hai vai trò đó, bà nhận ra một điều: nhiều doanh nghiệp có chiến lược đúng vẫn không thành công, vì yếu tố quyết định luôn nằm ở con người thực thi chiến lược. Đây chính là nền tảng tư duy bà mang theo khi thành lập A&amp;P.</w:t>
       </w:r>
     </w:p>
     <w:p>
@@ -147,7 +141,12 @@
         <w:spacing w:after="200"/>
       </w:pPr>
       <w:r>
-        <w:t xml:space="preserve">Hiện hơn 95% đối tác của A&amp;P Việt Nam là các tập đoàn đa quốc gia và doanh nghiệp lớn tại Việt Nam, với hơn 150 dự án tư vấn - đào tạo được triển khai mỗi năm, theo số liệu công ty công bố. Nhân dịp kỷ niệm 10 năm thành lập, bà Loan chia sẻ: "Tôi mong muốn cùng doanh nghiệp khơi dậy sức mạnh của con người và tổ chức, để khi nghĩ đến một đối tác chiến lược cho phát triển tổ chức và con người, doanh nghiệp sẽ nghĩ ngay đến A&amp;P" - cũng chính là thông điệp công ty theo đuổi từ ngày thành lập.</w:t>
+        <w:t>Mỗi năm, A&amp;P triển khai hơn 150 dự án tư vấn - đào tạo tại Việt Nam, theo số liệu công ty công bố.</w:t>
+      </w:r>
+    </w:p>
+    <w:p>
+      <w:r>
+        <w:t>Nhân dịp kỷ niệm 10 năm thành lập, bà Loan chia sẻ: "Tôi mong muốn cùng doanh nghiệp khơi dậy sức mạnh của con người và tổ chức, để khi nghĩ đến một đối tác chiến lược cho phát triển tổ chức và con người, doanh nghiệp sẽ nghĩ ngay đến A&amp;P." Đó cũng là thông điệp công ty theo đuổi từ ngày thành lập.</w:t>
       </w:r>
     </w:p>
     <w:p>
